--- a/docx/04_am_thanh_anh_sang.docx
+++ b/docx/04_am_thanh_anh_sang.docx
@@ -19,7 +19,7 @@
           <w:color w:val="5F6770"/>
           <w:sz w:val="18"/>
         </w:rPr>
-        <w:t>Tài liệu âm thanh và ánh sáng · Thiết kế phiên bản 2 · 12 tháng 10 năm 2026</w:t>
+        <w:t>Tài liệu âm thanh và ánh sáng · Thiết kế phiên bản 3 · 12 tháng 10 năm 2026</w:t>
       </w:r>
     </w:p>
     <w:p>
@@ -693,7 +693,7 @@
               <w:rPr>
                 <w:sz w:val="19"/>
               </w:rPr>
-              <w:t>Lon chạm kệ, rơi, lăn ngắn</w:t>
+              <w:t>Kim loại chạm kệ, rơi, lăn ngắn</w:t>
             </w:r>
           </w:p>
         </w:tc>
@@ -715,7 +715,7 @@
               <w:rPr>
                 <w:sz w:val="19"/>
               </w:rPr>
-              <w:t>G14 và sàn R03</w:t>
+              <w:t>G14 G69 và sàn R03</w:t>
             </w:r>
           </w:p>
         </w:tc>
@@ -737,7 +737,7 @@
               <w:rPr>
                 <w:sz w:val="19"/>
               </w:rPr>
-              <w:t>Dẫn người chơi tới nguồn E02</w:t>
+              <w:t>E02 hoặc nhịp hộp rơi của E08</w:t>
             </w:r>
           </w:p>
         </w:tc>
@@ -1623,7 +1623,7 @@
               <w:rPr>
                 <w:sz w:val="19"/>
               </w:rPr>
-              <w:t>Rung kính xa và một tiếng gõ</w:t>
+              <w:t>Kính rung gõ hoặc cọ nhẹ</w:t>
             </w:r>
           </w:p>
         </w:tc>
@@ -1645,7 +1645,7 @@
               <w:rPr>
                 <w:sz w:val="19"/>
               </w:rPr>
-              <w:t>Ô kính R01 phía gần R04</w:t>
+              <w:t>Ô kính R01 và hốc G68</w:t>
             </w:r>
           </w:p>
         </w:tc>
@@ -1667,7 +1667,751 @@
               <w:rPr>
                 <w:sz w:val="19"/>
               </w:rPr>
-              <w:t>Event nhặt ảnh E07</w:t>
+              <w:t>E07 hoặc báo hiệu E10</w:t>
+            </w:r>
+          </w:p>
+        </w:tc>
+      </w:tr>
+      <w:tr>
+        <w:trPr>
+          <w:cantSplit/>
+        </w:trPr>
+        <w:tc>
+          <w:tcPr>
+            <w:tcW w:type="dxa" w:w="720"/>
+            <w:tcMar>
+              <w:top w:w="90" w:type="dxa"/>
+              <w:bottom w:w="90" w:type="dxa"/>
+              <w:left w:w="95" w:type="dxa"/>
+              <w:right w:w="95" w:type="dxa"/>
+            </w:tcMar>
+          </w:tcPr>
+          <w:p>
+            <w:pPr>
+              <w:spacing w:after="20" w:before="0" w:line="247" w:lineRule="auto"/>
+            </w:pPr>
+            <w:r>
+              <w:rPr>
+                <w:sz w:val="19"/>
+              </w:rPr>
+              <w:t>A17</w:t>
+            </w:r>
+          </w:p>
+        </w:tc>
+        <w:tc>
+          <w:tcPr>
+            <w:tcW w:type="dxa" w:w="1584"/>
+            <w:tcMar>
+              <w:top w:w="90" w:type="dxa"/>
+              <w:bottom w:w="90" w:type="dxa"/>
+              <w:left w:w="95" w:type="dxa"/>
+              <w:right w:w="95" w:type="dxa"/>
+            </w:tcMar>
+          </w:tcPr>
+          <w:p>
+            <w:pPr>
+              <w:spacing w:after="20" w:before="0" w:line="247" w:lineRule="auto"/>
+            </w:pPr>
+            <w:r>
+              <w:rPr>
+                <w:sz w:val="19"/>
+              </w:rPr>
+              <w:t>Cửa va khung và chốt cài</w:t>
+            </w:r>
+          </w:p>
+        </w:tc>
+        <w:tc>
+          <w:tcPr>
+            <w:tcW w:type="dxa" w:w="2592"/>
+            <w:tcMar>
+              <w:top w:w="90" w:type="dxa"/>
+              <w:bottom w:w="90" w:type="dxa"/>
+              <w:left w:w="95" w:type="dxa"/>
+              <w:right w:w="95" w:type="dxa"/>
+            </w:tcMar>
+          </w:tcPr>
+          <w:p>
+            <w:pPr>
+              <w:spacing w:after="20" w:before="0" w:line="247" w:lineRule="auto"/>
+            </w:pPr>
+            <w:r>
+              <w:rPr>
+                <w:sz w:val="19"/>
+              </w:rPr>
+              <w:t>G60 G61 R03</w:t>
+            </w:r>
+          </w:p>
+        </w:tc>
+        <w:tc>
+          <w:tcPr>
+            <w:tcW w:type="dxa" w:w="4320"/>
+            <w:tcMar>
+              <w:top w:w="90" w:type="dxa"/>
+              <w:bottom w:w="90" w:type="dxa"/>
+              <w:left w:w="95" w:type="dxa"/>
+              <w:right w:w="95" w:type="dxa"/>
+            </w:tcMar>
+          </w:tcPr>
+          <w:p>
+            <w:pPr>
+              <w:spacing w:after="20" w:before="0" w:line="247" w:lineRule="auto"/>
+            </w:pPr>
+            <w:r>
+              <w:rPr>
+                <w:sz w:val="19"/>
+              </w:rPr>
+              <w:t>Mở đầu E08, khớp điểm tiếp xúc</w:t>
+            </w:r>
+          </w:p>
+        </w:tc>
+      </w:tr>
+      <w:tr>
+        <w:trPr>
+          <w:cantSplit/>
+        </w:trPr>
+        <w:tc>
+          <w:tcPr>
+            <w:tcW w:type="dxa" w:w="720"/>
+            <w:tcMar>
+              <w:top w:w="90" w:type="dxa"/>
+              <w:bottom w:w="90" w:type="dxa"/>
+              <w:left w:w="95" w:type="dxa"/>
+              <w:right w:w="95" w:type="dxa"/>
+            </w:tcMar>
+          </w:tcPr>
+          <w:p>
+            <w:pPr>
+              <w:spacing w:after="20" w:before="0" w:line="247" w:lineRule="auto"/>
+            </w:pPr>
+            <w:r>
+              <w:rPr>
+                <w:sz w:val="19"/>
+              </w:rPr>
+              <w:t>A18</w:t>
+            </w:r>
+          </w:p>
+        </w:tc>
+        <w:tc>
+          <w:tcPr>
+            <w:tcW w:type="dxa" w:w="1584"/>
+            <w:tcMar>
+              <w:top w:w="90" w:type="dxa"/>
+              <w:bottom w:w="90" w:type="dxa"/>
+              <w:left w:w="95" w:type="dxa"/>
+              <w:right w:w="95" w:type="dxa"/>
+            </w:tcMar>
+          </w:tcPr>
+          <w:p>
+            <w:pPr>
+              <w:spacing w:after="20" w:before="0" w:line="247" w:lineRule="auto"/>
+            </w:pPr>
+            <w:r>
+              <w:rPr>
+                <w:sz w:val="19"/>
+              </w:rPr>
+              <w:t>Ba tiếng gõ ngoài cửa</w:t>
+            </w:r>
+          </w:p>
+        </w:tc>
+        <w:tc>
+          <w:tcPr>
+            <w:tcW w:type="dxa" w:w="2592"/>
+            <w:tcMar>
+              <w:top w:w="90" w:type="dxa"/>
+              <w:bottom w:w="90" w:type="dxa"/>
+              <w:left w:w="95" w:type="dxa"/>
+              <w:right w:w="95" w:type="dxa"/>
+            </w:tcMar>
+          </w:tcPr>
+          <w:p>
+            <w:pPr>
+              <w:spacing w:after="20" w:before="0" w:line="247" w:lineRule="auto"/>
+            </w:pPr>
+            <w:r>
+              <w:rPr>
+                <w:sz w:val="19"/>
+              </w:rPr>
+              <w:t>Mặt ngoài G60</w:t>
+            </w:r>
+          </w:p>
+        </w:tc>
+        <w:tc>
+          <w:tcPr>
+            <w:tcW w:type="dxa" w:w="4320"/>
+            <w:tcMar>
+              <w:top w:w="90" w:type="dxa"/>
+              <w:bottom w:w="90" w:type="dxa"/>
+              <w:left w:w="95" w:type="dxa"/>
+              <w:right w:w="95" w:type="dxa"/>
+            </w:tcMar>
+          </w:tcPr>
+          <w:p>
+            <w:pPr>
+              <w:spacing w:after="20" w:before="0" w:line="247" w:lineRule="auto"/>
+            </w:pPr>
+            <w:r>
+              <w:rPr>
+                <w:sz w:val="19"/>
+              </w:rPr>
+              <w:t>E08, chỉ sau thử tay nắm đầu</w:t>
+            </w:r>
+          </w:p>
+        </w:tc>
+      </w:tr>
+      <w:tr>
+        <w:trPr>
+          <w:cantSplit/>
+        </w:trPr>
+        <w:tc>
+          <w:tcPr>
+            <w:tcW w:type="dxa" w:w="720"/>
+            <w:tcMar>
+              <w:top w:w="90" w:type="dxa"/>
+              <w:bottom w:w="90" w:type="dxa"/>
+              <w:left w:w="95" w:type="dxa"/>
+              <w:right w:w="95" w:type="dxa"/>
+            </w:tcMar>
+          </w:tcPr>
+          <w:p>
+            <w:pPr>
+              <w:spacing w:after="20" w:before="0" w:line="247" w:lineRule="auto"/>
+            </w:pPr>
+            <w:r>
+              <w:rPr>
+                <w:sz w:val="19"/>
+              </w:rPr>
+              <w:t>A19</w:t>
+            </w:r>
+          </w:p>
+        </w:tc>
+        <w:tc>
+          <w:tcPr>
+            <w:tcW w:type="dxa" w:w="1584"/>
+            <w:tcMar>
+              <w:top w:w="90" w:type="dxa"/>
+              <w:bottom w:w="90" w:type="dxa"/>
+              <w:left w:w="95" w:type="dxa"/>
+              <w:right w:w="95" w:type="dxa"/>
+            </w:tcMar>
+          </w:tcPr>
+          <w:p>
+            <w:pPr>
+              <w:spacing w:after="20" w:before="0" w:line="247" w:lineRule="auto"/>
+            </w:pPr>
+            <w:r>
+              <w:rPr>
+                <w:sz w:val="19"/>
+              </w:rPr>
+              <w:t>Bước chân tiến gần rồi dừng</w:t>
+            </w:r>
+          </w:p>
+        </w:tc>
+        <w:tc>
+          <w:tcPr>
+            <w:tcW w:type="dxa" w:w="2592"/>
+            <w:tcMar>
+              <w:top w:w="90" w:type="dxa"/>
+              <w:bottom w:w="90" w:type="dxa"/>
+              <w:left w:w="95" w:type="dxa"/>
+              <w:right w:w="95" w:type="dxa"/>
+            </w:tcMar>
+          </w:tcPr>
+          <w:p>
+            <w:pPr>
+              <w:spacing w:after="20" w:before="0" w:line="247" w:lineRule="auto"/>
+            </w:pPr>
+            <w:r>
+              <w:rPr>
+                <w:sz w:val="19"/>
+              </w:rPr>
+              <w:t>Ngoài cửa R03</w:t>
+            </w:r>
+          </w:p>
+        </w:tc>
+        <w:tc>
+          <w:tcPr>
+            <w:tcW w:type="dxa" w:w="4320"/>
+            <w:tcMar>
+              <w:top w:w="90" w:type="dxa"/>
+              <w:bottom w:w="90" w:type="dxa"/>
+              <w:left w:w="95" w:type="dxa"/>
+              <w:right w:w="95" w:type="dxa"/>
+            </w:tcMar>
+          </w:tcPr>
+          <w:p>
+            <w:pPr>
+              <w:spacing w:after="20" w:before="0" w:line="247" w:lineRule="auto"/>
+            </w:pPr>
+            <w:r>
+              <w:rPr>
+                <w:sz w:val="19"/>
+              </w:rPr>
+              <w:t>Nhịp căng E08, không phát trong tai</w:t>
+            </w:r>
+          </w:p>
+        </w:tc>
+      </w:tr>
+      <w:tr>
+        <w:trPr>
+          <w:cantSplit/>
+        </w:trPr>
+        <w:tc>
+          <w:tcPr>
+            <w:tcW w:type="dxa" w:w="720"/>
+            <w:tcMar>
+              <w:top w:w="90" w:type="dxa"/>
+              <w:bottom w:w="90" w:type="dxa"/>
+              <w:left w:w="95" w:type="dxa"/>
+              <w:right w:w="95" w:type="dxa"/>
+            </w:tcMar>
+          </w:tcPr>
+          <w:p>
+            <w:pPr>
+              <w:spacing w:after="20" w:before="0" w:line="247" w:lineRule="auto"/>
+            </w:pPr>
+            <w:r>
+              <w:rPr>
+                <w:sz w:val="19"/>
+              </w:rPr>
+              <w:t>A20</w:t>
+            </w:r>
+          </w:p>
+        </w:tc>
+        <w:tc>
+          <w:tcPr>
+            <w:tcW w:type="dxa" w:w="1584"/>
+            <w:tcMar>
+              <w:top w:w="90" w:type="dxa"/>
+              <w:bottom w:w="90" w:type="dxa"/>
+              <w:left w:w="95" w:type="dxa"/>
+              <w:right w:w="95" w:type="dxa"/>
+            </w:tcMar>
+          </w:tcPr>
+          <w:p>
+            <w:pPr>
+              <w:spacing w:after="20" w:before="0" w:line="247" w:lineRule="auto"/>
+            </w:pPr>
+            <w:r>
+              <w:rPr>
+                <w:sz w:val="19"/>
+              </w:rPr>
+              <w:t>Bản ghi và tiếng máy</w:t>
+            </w:r>
+          </w:p>
+        </w:tc>
+        <w:tc>
+          <w:tcPr>
+            <w:tcW w:type="dxa" w:w="2592"/>
+            <w:tcMar>
+              <w:top w:w="90" w:type="dxa"/>
+              <w:bottom w:w="90" w:type="dxa"/>
+              <w:left w:w="95" w:type="dxa"/>
+              <w:right w:w="95" w:type="dxa"/>
+            </w:tcMar>
+          </w:tcPr>
+          <w:p>
+            <w:pPr>
+              <w:spacing w:after="20" w:before="0" w:line="247" w:lineRule="auto"/>
+            </w:pPr>
+            <w:r>
+              <w:rPr>
+                <w:sz w:val="19"/>
+              </w:rPr>
+              <w:t>G63 R04</w:t>
+            </w:r>
+          </w:p>
+        </w:tc>
+        <w:tc>
+          <w:tcPr>
+            <w:tcW w:type="dxa" w:w="4320"/>
+            <w:tcMar>
+              <w:top w:w="90" w:type="dxa"/>
+              <w:bottom w:w="90" w:type="dxa"/>
+              <w:left w:w="95" w:type="dxa"/>
+              <w:right w:w="95" w:type="dxa"/>
+            </w:tcMar>
+          </w:tcPr>
+          <w:p>
+            <w:pPr>
+              <w:spacing w:after="20" w:before="0" w:line="247" w:lineRule="auto"/>
+            </w:pPr>
+            <w:r>
+              <w:rPr>
+                <w:sz w:val="19"/>
+              </w:rPr>
+              <w:t>E11, Play Stop có trạng thái</w:t>
+            </w:r>
+          </w:p>
+        </w:tc>
+      </w:tr>
+      <w:tr>
+        <w:trPr>
+          <w:cantSplit/>
+        </w:trPr>
+        <w:tc>
+          <w:tcPr>
+            <w:tcW w:type="dxa" w:w="720"/>
+            <w:tcMar>
+              <w:top w:w="90" w:type="dxa"/>
+              <w:bottom w:w="90" w:type="dxa"/>
+              <w:left w:w="95" w:type="dxa"/>
+              <w:right w:w="95" w:type="dxa"/>
+            </w:tcMar>
+          </w:tcPr>
+          <w:p>
+            <w:pPr>
+              <w:spacing w:after="20" w:before="0" w:line="247" w:lineRule="auto"/>
+            </w:pPr>
+            <w:r>
+              <w:rPr>
+                <w:sz w:val="19"/>
+              </w:rPr>
+              <w:t>A21</w:t>
+            </w:r>
+          </w:p>
+        </w:tc>
+        <w:tc>
+          <w:tcPr>
+            <w:tcW w:type="dxa" w:w="1584"/>
+            <w:tcMar>
+              <w:top w:w="90" w:type="dxa"/>
+              <w:bottom w:w="90" w:type="dxa"/>
+              <w:left w:w="95" w:type="dxa"/>
+              <w:right w:w="95" w:type="dxa"/>
+            </w:tcMar>
+          </w:tcPr>
+          <w:p>
+            <w:pPr>
+              <w:spacing w:after="20" w:before="0" w:line="247" w:lineRule="auto"/>
+            </w:pPr>
+            <w:r>
+              <w:rPr>
+                <w:sz w:val="19"/>
+              </w:rPr>
+              <w:t>Câu cuối ở ghế trống</w:t>
+            </w:r>
+          </w:p>
+        </w:tc>
+        <w:tc>
+          <w:tcPr>
+            <w:tcW w:type="dxa" w:w="2592"/>
+            <w:tcMar>
+              <w:top w:w="90" w:type="dxa"/>
+              <w:bottom w:w="90" w:type="dxa"/>
+              <w:left w:w="95" w:type="dxa"/>
+              <w:right w:w="95" w:type="dxa"/>
+            </w:tcMar>
+          </w:tcPr>
+          <w:p>
+            <w:pPr>
+              <w:spacing w:after="20" w:before="0" w:line="247" w:lineRule="auto"/>
+            </w:pPr>
+            <w:r>
+              <w:rPr>
+                <w:sz w:val="19"/>
+              </w:rPr>
+              <w:t>Phía sau ghế R04</w:t>
+            </w:r>
+          </w:p>
+        </w:tc>
+        <w:tc>
+          <w:tcPr>
+            <w:tcW w:type="dxa" w:w="4320"/>
+            <w:tcMar>
+              <w:top w:w="90" w:type="dxa"/>
+              <w:bottom w:w="90" w:type="dxa"/>
+              <w:left w:w="95" w:type="dxa"/>
+              <w:right w:w="95" w:type="dxa"/>
+            </w:tcMar>
+          </w:tcPr>
+          <w:p>
+            <w:pPr>
+              <w:spacing w:after="20" w:before="0" w:line="247" w:lineRule="auto"/>
+            </w:pPr>
+            <w:r>
+              <w:rPr>
+                <w:sz w:val="19"/>
+              </w:rPr>
+              <w:t>E11, cùng giọng với bản ghi</w:t>
+            </w:r>
+          </w:p>
+        </w:tc>
+      </w:tr>
+      <w:tr>
+        <w:trPr>
+          <w:cantSplit/>
+        </w:trPr>
+        <w:tc>
+          <w:tcPr>
+            <w:tcW w:type="dxa" w:w="720"/>
+            <w:tcMar>
+              <w:top w:w="90" w:type="dxa"/>
+              <w:bottom w:w="90" w:type="dxa"/>
+              <w:left w:w="95" w:type="dxa"/>
+              <w:right w:w="95" w:type="dxa"/>
+            </w:tcMar>
+          </w:tcPr>
+          <w:p>
+            <w:pPr>
+              <w:spacing w:after="20" w:before="0" w:line="247" w:lineRule="auto"/>
+            </w:pPr>
+            <w:r>
+              <w:rPr>
+                <w:sz w:val="19"/>
+              </w:rPr>
+              <w:t>A22</w:t>
+            </w:r>
+          </w:p>
+        </w:tc>
+        <w:tc>
+          <w:tcPr>
+            <w:tcW w:type="dxa" w:w="1584"/>
+            <w:tcMar>
+              <w:top w:w="90" w:type="dxa"/>
+              <w:bottom w:w="90" w:type="dxa"/>
+              <w:left w:w="95" w:type="dxa"/>
+              <w:right w:w="95" w:type="dxa"/>
+            </w:tcMar>
+          </w:tcPr>
+          <w:p>
+            <w:pPr>
+              <w:spacing w:after="20" w:before="0" w:line="247" w:lineRule="auto"/>
+            </w:pPr>
+            <w:r>
+              <w:rPr>
+                <w:sz w:val="19"/>
+              </w:rPr>
+              <w:t>Nhịp gõ truyền qua ống</w:t>
+            </w:r>
+          </w:p>
+        </w:tc>
+        <w:tc>
+          <w:tcPr>
+            <w:tcW w:type="dxa" w:w="2592"/>
+            <w:tcMar>
+              <w:top w:w="90" w:type="dxa"/>
+              <w:bottom w:w="90" w:type="dxa"/>
+              <w:left w:w="95" w:type="dxa"/>
+              <w:right w:w="95" w:type="dxa"/>
+            </w:tcMar>
+          </w:tcPr>
+          <w:p>
+            <w:pPr>
+              <w:spacing w:after="20" w:before="0" w:line="247" w:lineRule="auto"/>
+            </w:pPr>
+            <w:r>
+              <w:rPr>
+                <w:sz w:val="19"/>
+              </w:rPr>
+              <w:t>Các điểm R01 R04 R05</w:t>
+            </w:r>
+          </w:p>
+        </w:tc>
+        <w:tc>
+          <w:tcPr>
+            <w:tcW w:type="dxa" w:w="4320"/>
+            <w:tcMar>
+              <w:top w:w="90" w:type="dxa"/>
+              <w:bottom w:w="90" w:type="dxa"/>
+              <w:left w:w="95" w:type="dxa"/>
+              <w:right w:w="95" w:type="dxa"/>
+            </w:tcMar>
+          </w:tcPr>
+          <w:p>
+            <w:pPr>
+              <w:spacing w:after="20" w:before="0" w:line="247" w:lineRule="auto"/>
+            </w:pPr>
+            <w:r>
+              <w:rPr>
+                <w:sz w:val="19"/>
+              </w:rPr>
+              <w:t>E09, mỗi lần chỉ một nguồn</w:t>
+            </w:r>
+          </w:p>
+        </w:tc>
+      </w:tr>
+      <w:tr>
+        <w:trPr>
+          <w:cantSplit/>
+        </w:trPr>
+        <w:tc>
+          <w:tcPr>
+            <w:tcW w:type="dxa" w:w="720"/>
+            <w:tcMar>
+              <w:top w:w="90" w:type="dxa"/>
+              <w:bottom w:w="90" w:type="dxa"/>
+              <w:left w:w="95" w:type="dxa"/>
+              <w:right w:w="95" w:type="dxa"/>
+            </w:tcMar>
+          </w:tcPr>
+          <w:p>
+            <w:pPr>
+              <w:spacing w:after="20" w:before="0" w:line="247" w:lineRule="auto"/>
+            </w:pPr>
+            <w:r>
+              <w:rPr>
+                <w:sz w:val="19"/>
+              </w:rPr>
+              <w:t>A23</w:t>
+            </w:r>
+          </w:p>
+        </w:tc>
+        <w:tc>
+          <w:tcPr>
+            <w:tcW w:type="dxa" w:w="1584"/>
+            <w:tcMar>
+              <w:top w:w="90" w:type="dxa"/>
+              <w:bottom w:w="90" w:type="dxa"/>
+              <w:left w:w="95" w:type="dxa"/>
+              <w:right w:w="95" w:type="dxa"/>
+            </w:tcMar>
+          </w:tcPr>
+          <w:p>
+            <w:pPr>
+              <w:spacing w:after="20" w:before="0" w:line="247" w:lineRule="auto"/>
+            </w:pPr>
+            <w:r>
+              <w:rPr>
+                <w:sz w:val="19"/>
+              </w:rPr>
+              <w:t>Cơ đồng hồ cũ tích rồi dừng</w:t>
+            </w:r>
+          </w:p>
+        </w:tc>
+        <w:tc>
+          <w:tcPr>
+            <w:tcW w:type="dxa" w:w="2592"/>
+            <w:tcMar>
+              <w:top w:w="90" w:type="dxa"/>
+              <w:bottom w:w="90" w:type="dxa"/>
+              <w:left w:w="95" w:type="dxa"/>
+              <w:right w:w="95" w:type="dxa"/>
+            </w:tcMar>
+          </w:tcPr>
+          <w:p>
+            <w:pPr>
+              <w:spacing w:after="20" w:before="0" w:line="247" w:lineRule="auto"/>
+            </w:pPr>
+            <w:r>
+              <w:rPr>
+                <w:sz w:val="19"/>
+              </w:rPr>
+              <w:t>G66 R01</w:t>
+            </w:r>
+          </w:p>
+        </w:tc>
+        <w:tc>
+          <w:tcPr>
+            <w:tcW w:type="dxa" w:w="4320"/>
+            <w:tcMar>
+              <w:top w:w="90" w:type="dxa"/>
+              <w:bottom w:w="90" w:type="dxa"/>
+              <w:left w:w="95" w:type="dxa"/>
+              <w:right w:w="95" w:type="dxa"/>
+            </w:tcMar>
+          </w:tcPr>
+          <w:p>
+            <w:pPr>
+              <w:spacing w:after="20" w:before="0" w:line="247" w:lineRule="auto"/>
+            </w:pPr>
+            <w:r>
+              <w:rPr>
+                <w:sz w:val="19"/>
+              </w:rPr>
+              <w:t>E16, nguồn trang trí có nhãn hỏng</w:t>
+            </w:r>
+          </w:p>
+        </w:tc>
+      </w:tr>
+      <w:tr>
+        <w:trPr>
+          <w:cantSplit/>
+        </w:trPr>
+        <w:tc>
+          <w:tcPr>
+            <w:tcW w:type="dxa" w:w="720"/>
+            <w:tcMar>
+              <w:top w:w="90" w:type="dxa"/>
+              <w:bottom w:w="90" w:type="dxa"/>
+              <w:left w:w="95" w:type="dxa"/>
+              <w:right w:w="95" w:type="dxa"/>
+            </w:tcMar>
+          </w:tcPr>
+          <w:p>
+            <w:pPr>
+              <w:spacing w:after="20" w:before="0" w:line="247" w:lineRule="auto"/>
+            </w:pPr>
+            <w:r>
+              <w:rPr>
+                <w:sz w:val="19"/>
+              </w:rPr>
+              <w:t>A24</w:t>
+            </w:r>
+          </w:p>
+        </w:tc>
+        <w:tc>
+          <w:tcPr>
+            <w:tcW w:type="dxa" w:w="1584"/>
+            <w:tcMar>
+              <w:top w:w="90" w:type="dxa"/>
+              <w:bottom w:w="90" w:type="dxa"/>
+              <w:left w:w="95" w:type="dxa"/>
+              <w:right w:w="95" w:type="dxa"/>
+            </w:tcMar>
+          </w:tcPr>
+          <w:p>
+            <w:pPr>
+              <w:spacing w:after="20" w:before="0" w:line="247" w:lineRule="auto"/>
+            </w:pPr>
+            <w:r>
+              <w:rPr>
+                <w:sz w:val="19"/>
+              </w:rPr>
+              <w:t>Bút chì lăn và chạm gỗ</w:t>
+            </w:r>
+          </w:p>
+        </w:tc>
+        <w:tc>
+          <w:tcPr>
+            <w:tcW w:type="dxa" w:w="2592"/>
+            <w:tcMar>
+              <w:top w:w="90" w:type="dxa"/>
+              <w:bottom w:w="90" w:type="dxa"/>
+              <w:left w:w="95" w:type="dxa"/>
+              <w:right w:w="95" w:type="dxa"/>
+            </w:tcMar>
+          </w:tcPr>
+          <w:p>
+            <w:pPr>
+              <w:spacing w:after="20" w:before="0" w:line="247" w:lineRule="auto"/>
+            </w:pPr>
+            <w:r>
+              <w:rPr>
+                <w:sz w:val="19"/>
+              </w:rPr>
+              <w:t>G65 R02</w:t>
+            </w:r>
+          </w:p>
+        </w:tc>
+        <w:tc>
+          <w:tcPr>
+            <w:tcW w:type="dxa" w:w="4320"/>
+            <w:tcMar>
+              <w:top w:w="90" w:type="dxa"/>
+              <w:bottom w:w="90" w:type="dxa"/>
+              <w:left w:w="95" w:type="dxa"/>
+              <w:right w:w="95" w:type="dxa"/>
+            </w:tcMar>
+          </w:tcPr>
+          <w:p>
+            <w:pPr>
+              <w:spacing w:after="20" w:before="0" w:line="247" w:lineRule="auto"/>
+            </w:pPr>
+            <w:r>
+              <w:rPr>
+                <w:sz w:val="19"/>
+              </w:rPr>
+              <w:t>E14, âm gỗ nhẹ, không tiếng lon</w:t>
             </w:r>
           </w:p>
         </w:tc>
@@ -1726,7 +2470,7 @@
     </w:p>
     <w:p>
       <w:r>
-        <w:t>Một cao trào dùng ít nguồn cùng lúc: âm báo, âm chính và âm hồi phục. E06 dùng A11 trước, A10 cho sấm, A12 cho cú đánh, rồi A13. Không phát đồng thời chim, lon rơi, khung rung và nhạc lớn. Các event khác được khóa tạm bởi đạo diễn nhịp trong tài liệu event.</w:t>
+        <w:t>Sáu cụm lớn không đồng nghĩa sáu lần bật âm cực lớn. E09 thiên về nghe nguồn, E10 về bằng chứng ảnh và E11 về thay đổi vị trí giọng. Đặt trần ba cao trào mạnh của E08 E04 E06; những cụm khác dùng mức thấp hoặc vừa. Một cao trào dùng ít nguồn cùng lúc: âm báo, âm chính và âm hồi phục. E06 dùng A11 trước, A10 cho sấm, A12 cho cú đánh, rồi A13. Không phát đồng thời chim, lon rơi, khung rung và nhạc lớn. Các event khác được khóa tạm bởi đạo diễn nhịp trong tài liệu event.</w:t>
       </w:r>
     </w:p>
     <w:p>
@@ -2356,6 +3100,39 @@
         <w:t>Kiểm đèn ở vùng chữ nhỏ nhất, đáy đồ vật, khung có kính, ảnh trong balo và nắp giường mở. Kiểm tải game giữa chớp, blackout và đoạn tỉnh lại để ánh sáng không mắc kẹt. Cuối cùng xem một lượt có Camera: ảnh chụp phải phản ánh ánh sáng thực lúc chụp, không lưu HUD và không vô tình tạo flash mới.</w:t>
       </w:r>
     </w:p>
+    <w:p>
+      <w:pPr>
+        <w:pStyle w:val="Heading1"/>
+      </w:pPr>
+      <w:r>
+        <w:t>10 Phối âm sáng cho ba cụm bổ sung</w:t>
+      </w:r>
+    </w:p>
+    <w:p>
+      <w:r>
+        <w:t>E08: A17 phát khi cánh G60 chạm khung, tiếng chốt đến ngay sau đó. L01 chỉ giảm nhẹ khoảng 0,25 giây rồi đủ đọc; không làm căn phòng tối liên tục trong câu đố. A18 phát ngoài mặt cửa sau lần thử tay nắm đầu. A19 được xếp lịch sau khi người chơi đối chiếu F07 F08 I09 rồi đóng giao diện; không kiểm giả thuyết đúng sai. Bóng dưới khe là hiệu ứng môi trường, không là một NPC phải dựng đi bộ. Khi đọc F08 I09, nền ổn định và không có sét lớn.</w:t>
+      </w:r>
+    </w:p>
+    <w:p>
+      <w:r>
+        <w:t>E09: A22 đi qua ba điểm âm biên soạn sẵn. Nguồn kế tiếp chỉ phát khi người chơi đến vùng nguồn trước và đang đi lại. Tường và góc gấp lọc âm theo đường truyền; không cho một tiếng gõ nhảy thẳng vào tai. Kết thúc ở G64 phát một nhịp trầm thấp rồi trở về A03, giúp người nghe nhận ra đường ống hướng xuống. Có phụ đề chỉ gian nguồn, không ghi đáp án. Không tắt đèn, không kéo camera và không khóa lối.</w:t>
+      </w:r>
+    </w:p>
+    <w:p>
+      <w:r>
+        <w:t>E10: có một tiếng cọ kính nhỏ mời nhìn hốc G68, dùng biến thể A16 tại hốc. Khi chụp, A14 phát tiếng màn trập; ảnh dùng ánh sáng thực L01 L02. Không thêm flash hoặc lớp người vào file ảnh. Giảm nền rất nhẹ lúc xem lại ảnh rồi trả về khi đóng. B05 không biến mất trong tầm nhìn chỉ vì đèn yếu hoặc vì album đang mở.</w:t>
+      </w:r>
+    </w:p>
+    <w:p>
+      <w:r>
+        <w:t>E11: A20 bắt đầu từ máy G63 với tiếng cơ quay ngắn rồi giọng rõ. Sau khi bản ghi kết thúc hoặc người chơi nhấn Stop ở nhánh hợp lệ, một khoảng yên khoảng hai giây tách nguồn. A21 nói “Mang giấy theo.” từ phía ghế trống bằng cùng giọng, với âm phòng rõ hơn và bớt nhiễu băng. Không đặt giọng này ở mọi nơi hoặc bắt người chơi xoay đúng góc để nghe. L01 giữ sáng; sự bất an đến từ vị trí giọng sau khi máy đã dừng. Kết thúc trả nền bình thường.</w:t>
+      </w:r>
+    </w:p>
+    <w:p>
+      <w:r>
+        <w:t>Kiểm thêm hủy event và tải giữa A17, A20 A21 hoặc giữa hai nguồn A22. Không lặp tiếng cài cửa nếu cửa đã mở khóa, không để tiếng máy chạy sau Stop và không nối giọng từ máy cũ sang vùng âm khác khi tải. Dữ liệu gốc về giờ, nhãn và mã trên các ảnh giấy luôn giữ nguyên.</w:t>
+      </w:r>
+    </w:p>
     <w:sectPr>
       <w:headerReference w:type="default" r:id="rId9"/>
       <w:footerReference w:type="default" r:id="rId10"/>
@@ -2379,7 +3156,7 @@
       <w:rPr>
         <w:sz w:val="16"/>
       </w:rPr>
-      <w:t xml:space="preserve">Phiên bản 2  ·  </w:t>
+      <w:t xml:space="preserve">Phiên bản 3  ·  </w:t>
     </w:r>
     <w:fldSimple w:instr="PAGE"/>
   </w:p>
